--- a/vvdn/converters/ac-dc/README.docx
+++ b/vvdn/converters/ac-dc/README.docx
@@ -39,37 +39,7 @@
           <w:color w:val="282C34"/>
           <w:sz w:val="21"/>
         </w:rPr>
-        <w:t>. AC-to-DC converters (rectifiers) convert alternating current (AC) from the electrical power utility grid (</w:t>
-      </w:r>
-      <w:r>
-        <w:rPr>
-          <w:i/>
-          <w:color w:val="145AA0"/>
-          <w:sz w:val="21"/>
-        </w:rPr>
-        <w:t>110\,V/230\,V</w:t>
-      </w:r>
-      <w:r>
-        <w:rPr>
-          <w:color w:val="282C34"/>
-          <w:sz w:val="21"/>
-        </w:rPr>
-        <w:t xml:space="preserve"> single-phase, </w:t>
-      </w:r>
-      <w:r>
-        <w:rPr>
-          <w:i/>
-          <w:color w:val="145AA0"/>
-          <w:sz w:val="21"/>
-        </w:rPr>
-        <w:t>400\,V/480\,V</w:t>
-      </w:r>
-      <w:r>
-        <w:rPr>
-          <w:color w:val="282C34"/>
-          <w:sz w:val="21"/>
-        </w:rPr>
-        <w:t xml:space="preserve"> three-phase) into regulated, direct current (DC) rails required by all electronic systems, DC motor drives, battery energy storage, and industrial DC buses.</w:t>
+        <w:t>. AC-to-DC converters (rectifiers) convert alternating current (AC) from the electrical power utility grid (110 V/230 V single-phase, 400 V/480 V three-phase) into regulated, direct current (DC) rails required by all electronic systems, DC motor drives, battery energy storage, and industrial DC buses.</w:t>
       </w:r>
     </w:p>
     <w:p>
@@ -429,18 +399,10 @@
             </w:pPr>
             <w:r>
               <w:rPr>
-                <w:i/>
-                <w:color w:val="145AA0"/>
-                <w:sz w:val="18"/>
-              </w:rPr>
-              <w:t>0.60 \dots 0.75</w:t>
-            </w:r>
-            <w:r>
-              <w:rPr>
                 <w:color w:val="282C34"/>
                 <w:sz w:val="18"/>
               </w:rPr>
-              <w:t xml:space="preserve"> (Lagging)</w:t>
+              <w:t>0.60 ... 0.75 (Lagging)</w:t>
             </w:r>
           </w:p>
         </w:tc>
@@ -461,18 +423,10 @@
             </w:pPr>
             <w:r>
               <w:rPr>
-                <w:i/>
-                <w:color w:val="145AA0"/>
-                <w:sz w:val="18"/>
-              </w:rPr>
-              <w:t>60\% \dots 120\%</w:t>
-            </w:r>
-            <w:r>
-              <w:rPr>
                 <w:color w:val="282C34"/>
                 <w:sz w:val="18"/>
               </w:rPr>
-              <w:t xml:space="preserve"> (Severe Peaks)</w:t>
+              <w:t>60\% ... 120\% (Severe Peaks)</w:t>
             </w:r>
           </w:p>
         </w:tc>
@@ -520,22 +474,7 @@
                 <w:color w:val="282C34"/>
                 <w:sz w:val="18"/>
               </w:rPr>
-              <w:t>Low-cost adapters, legacy linear power supplies, auxiliary supplies (</w:t>
-            </w:r>
-            <w:r>
-              <w:rPr>
-                <w:i/>
-                <w:color w:val="145AA0"/>
-                <w:sz w:val="18"/>
-              </w:rPr>
-              <w:t>&lt; 75\,W</w:t>
-            </w:r>
-            <w:r>
-              <w:rPr>
-                <w:color w:val="282C34"/>
-                <w:sz w:val="18"/>
-              </w:rPr>
-              <w:t>).</w:t>
+              <w:t>Low-cost adapters, legacy linear power supplies, auxiliary supplies (&lt; 75 W).</w:t>
             </w:r>
           </w:p>
         </w:tc>
@@ -588,22 +527,7 @@
                 <w:color w:val="282C34"/>
                 <w:sz w:val="18"/>
               </w:rPr>
-              <w:t>Regulated (</w:t>
-            </w:r>
-            <w:r>
-              <w:rPr>
-                <w:i/>
-                <w:color w:val="145AA0"/>
-                <w:sz w:val="18"/>
-              </w:rPr>
-              <w:t>0 ≤ \alpha ≤ 180^\circ</w:t>
-            </w:r>
-            <w:r>
-              <w:rPr>
-                <w:color w:val="282C34"/>
-                <w:sz w:val="18"/>
-              </w:rPr>
-              <w:t>)</w:t>
+              <w:t>Regulated (0 &lt;= α &lt;= 180°)</w:t>
             </w:r>
           </w:p>
         </w:tc>
@@ -625,33 +549,10 @@
             </w:pPr>
             <w:r>
               <w:rPr>
-                <w:i/>
-                <w:color w:val="145AA0"/>
-                <w:sz w:val="18"/>
-              </w:rPr>
-              <w:t>0.4 \dots 0.9</w:t>
-            </w:r>
-            <w:r>
-              <w:rPr>
                 <w:color w:val="282C34"/>
                 <w:sz w:val="18"/>
               </w:rPr>
-              <w:t xml:space="preserve"> (Degrades with </w:t>
-            </w:r>
-            <w:r>
-              <w:rPr>
-                <w:i/>
-                <w:color w:val="145AA0"/>
-                <w:sz w:val="18"/>
-              </w:rPr>
-              <w:t>\alpha</w:t>
-            </w:r>
-            <w:r>
-              <w:rPr>
-                <w:color w:val="282C34"/>
-                <w:sz w:val="18"/>
-              </w:rPr>
-              <w:t>)</w:t>
+              <w:t>0.4 ... 0.9 (Degrades with α)</w:t>
             </w:r>
           </w:p>
         </w:tc>
@@ -673,11 +574,10 @@
             </w:pPr>
             <w:r>
               <w:rPr>
-                <w:i/>
-                <w:color w:val="145AA0"/>
+                <w:color w:val="282C34"/>
                 <w:sz w:val="18"/>
               </w:rPr>
-              <w:t>30\% \dots 50\%</w:t>
+              <w:t>30\% ... 50\%</w:t>
             </w:r>
           </w:p>
         </w:tc>
@@ -803,7 +703,7 @@
                 <w:color w:val="282C34"/>
                 <w:sz w:val="18"/>
               </w:rPr>
-              <w:t>$&gt; 0.99$</w:t>
+              <w:t>&gt; 0.99</w:t>
             </w:r>
           </w:p>
         </w:tc>
@@ -828,7 +728,7 @@
                 <w:color w:val="282C34"/>
                 <w:sz w:val="18"/>
               </w:rPr>
-              <w:t>$&lt; 3\% \dots 5\%$</w:t>
+              <w:t>&lt; 3\% ... 5\%</w:t>
             </w:r>
             <w:r>
               <w:rPr>
@@ -859,22 +759,7 @@
                 <w:color w:val="282C34"/>
                 <w:sz w:val="18"/>
               </w:rPr>
-              <w:t>Regulated stiff DC bus (</w:t>
-            </w:r>
-            <w:r>
-              <w:rPr>
-                <w:i/>
-                <w:color w:val="145AA0"/>
-                <w:sz w:val="18"/>
-              </w:rPr>
-              <w:t>400\,V</w:t>
-            </w:r>
-            <w:r>
-              <w:rPr>
-                <w:color w:val="282C34"/>
-                <w:sz w:val="18"/>
-              </w:rPr>
-              <w:t>)</w:t>
+              <w:t>Regulated stiff DC bus (400 V)</w:t>
             </w:r>
           </w:p>
         </w:tc>
@@ -898,22 +783,7 @@
                 <w:color w:val="282C34"/>
                 <w:sz w:val="18"/>
               </w:rPr>
-              <w:t>Server PSUs, Telecom rectifiers, EV on-board chargers, medical equipment (</w:t>
-            </w:r>
-            <w:r>
-              <w:rPr>
-                <w:i/>
-                <w:color w:val="145AA0"/>
-                <w:sz w:val="18"/>
-              </w:rPr>
-              <w:t>&gt; 75\,W</w:t>
-            </w:r>
-            <w:r>
-              <w:rPr>
-                <w:color w:val="282C34"/>
-                <w:sz w:val="18"/>
-              </w:rPr>
-              <w:t>).</w:t>
+              <w:t>Server PSUs, Telecom rectifiers, EV on-board chargers, medical equipment (&gt; 75 W).</w:t>
             </w:r>
           </w:p>
         </w:tc>
@@ -992,7 +862,7 @@
                 <w:color w:val="282C34"/>
                 <w:sz w:val="18"/>
               </w:rPr>
-              <w:t>$&gt; 0.995$</w:t>
+              <w:t>&gt; 0.995</w:t>
             </w:r>
           </w:p>
         </w:tc>
@@ -1018,7 +888,7 @@
                 <w:color w:val="282C34"/>
                 <w:sz w:val="18"/>
               </w:rPr>
-              <w:t>$&lt; 2.5\%$</w:t>
+              <w:t>&lt; 2.5\%</w:t>
             </w:r>
           </w:p>
         </w:tc>
@@ -1043,37 +913,7 @@
                 <w:color w:val="282C34"/>
                 <w:sz w:val="18"/>
               </w:rPr>
-              <w:t xml:space="preserve">Regulated </w:t>
-            </w:r>
-            <w:r>
-              <w:rPr>
-                <w:i/>
-                <w:color w:val="145AA0"/>
-                <w:sz w:val="18"/>
-              </w:rPr>
-              <w:t>± 400\,V</w:t>
-            </w:r>
-            <w:r>
-              <w:rPr>
-                <w:color w:val="282C34"/>
-                <w:sz w:val="18"/>
-              </w:rPr>
-              <w:t xml:space="preserve"> (</w:t>
-            </w:r>
-            <w:r>
-              <w:rPr>
-                <w:i/>
-                <w:color w:val="145AA0"/>
-                <w:sz w:val="18"/>
-              </w:rPr>
-              <w:t>800\,V</w:t>
-            </w:r>
-            <w:r>
-              <w:rPr>
-                <w:color w:val="282C34"/>
-                <w:sz w:val="18"/>
-              </w:rPr>
-              <w:t xml:space="preserve"> DC bus)</w:t>
+              <w:t>Regulated ± 400 V (800 V DC bus)</w:t>
             </w:r>
           </w:p>
         </w:tc>
@@ -1098,22 +938,7 @@
                 <w:color w:val="282C34"/>
                 <w:sz w:val="18"/>
               </w:rPr>
-              <w:t>EV DC Ultra-Fast Chargers (</w:t>
-            </w:r>
-            <w:r>
-              <w:rPr>
-                <w:i/>
-                <w:color w:val="145AA0"/>
-                <w:sz w:val="18"/>
-              </w:rPr>
-              <w:t>50\,kW \dots 350\,kW</w:t>
-            </w:r>
-            <w:r>
-              <w:rPr>
-                <w:color w:val="282C34"/>
-                <w:sz w:val="18"/>
-              </w:rPr>
-              <w:t>), industrial drives.</w:t>
+              <w:t>EV DC Ultra-Fast Chargers (50 kW ... 350 kW), industrial drives.</w:t>
             </w:r>
           </w:p>
         </w:tc>
@@ -1195,7 +1020,7 @@
           <w:color w:val="282C34"/>
           <w:sz w:val="21"/>
         </w:rPr>
-        <w:t>Total Harmonic Distortion of Current ($\text{THD}_i$)</w:t>
+        <w:t>Total Harmonic Distortion of Current (THD_i)</w:t>
       </w:r>
       <w:r>
         <w:rPr>
@@ -1205,32 +1030,50 @@
         <w:t>:</w:t>
       </w:r>
     </w:p>
-    <w:p>
-      <w:pPr>
-        <w:spacing w:after="80"/>
-      </w:pPr>
-      <w:r>
-        <w:rPr>
-          <w:i/>
-          <w:color w:val="145AA0"/>
-          <w:sz w:val="21"/>
-        </w:rPr>
-      </w:r>
-      <w:r>
-        <w:rPr>
-          <w:color w:val="282C34"/>
-          <w:sz w:val="21"/>
-        </w:rPr>
-        <w:t>\text{THD}_i = \frac{\sqrt{\sum_{h=2}^{\infty} I_h^2}}{I_1} \times 100\%</w:t>
-      </w:r>
-      <w:r>
-        <w:rPr>
-          <w:i/>
-          <w:color w:val="145AA0"/>
-          <w:sz w:val="21"/>
-        </w:rPr>
-      </w:r>
-    </w:p>
+    <w:tbl>
+      <w:tblPr>
+        <w:tblW w:type="auto" w:w="0"/>
+        <w:jc w:val="center"/>
+        <w:tblLook w:firstColumn="1" w:firstRow="1" w:lastColumn="0" w:lastRow="0" w:noHBand="0" w:noVBand="1" w:val="04A0"/>
+      </w:tblPr>
+      <w:tblGrid>
+        <w:gridCol w:w="9792"/>
+      </w:tblGrid>
+      <w:tr>
+        <w:tc>
+          <w:tcPr>
+            <w:tcW w:type="dxa" w:w="9792"/>
+            <w:shd w:fill="F5F6F8"/>
+            <w:tcMar>
+              <w:top w:w="80" w:type="dxa"/>
+              <w:bottom w:w="80" w:type="dxa"/>
+              <w:left w:w="140" w:type="dxa"/>
+              <w:right w:w="140" w:type="dxa"/>
+            </w:tcMar>
+            <w:tcBorders>
+              <w:left w:val="single" w:sz="18" w:space="0" w:color="CBD5E0"/>
+              <w:top w:val="none"/>
+              <w:right w:val="none"/>
+              <w:bottom w:val="none"/>
+            </w:tcBorders>
+          </w:tcPr>
+          <w:p>
+            <w:pPr>
+              <w:spacing w:line="240" w:lineRule="auto" w:after="0"/>
+            </w:pPr>
+            <w:r>
+              <w:rPr>
+                <w:rFonts w:ascii="Consolas" w:hAnsi="Consolas"/>
+                <w:color w:val="2D3748"/>
+                <w:sz w:val="18"/>
+              </w:rPr>
+              <w:t>THD_i = (sqrt(Sum(h=2 to inf) I_h^2)) / I_1 * 100\%</w:t>
+            </w:r>
+          </w:p>
+        </w:tc>
+      </w:tr>
+    </w:tbl>
+    <w:p/>
     <w:p>
       <w:pPr>
         <w:pStyle w:val="ListNumber"/>
@@ -1243,7 +1086,7 @@
           <w:color w:val="282C34"/>
           <w:sz w:val="21"/>
         </w:rPr>
-        <w:t>Displacement Power Factor ($\text{DPF}$)</w:t>
+        <w:t>Displacement Power Factor (DPF)</w:t>
       </w:r>
       <w:r>
         <w:rPr>
@@ -1253,32 +1096,50 @@
         <w:t>:</w:t>
       </w:r>
     </w:p>
-    <w:p>
-      <w:pPr>
-        <w:spacing w:after="80"/>
-      </w:pPr>
-      <w:r>
-        <w:rPr>
-          <w:i/>
-          <w:color w:val="145AA0"/>
-          <w:sz w:val="21"/>
-        </w:rPr>
-      </w:r>
-      <w:r>
-        <w:rPr>
-          <w:color w:val="282C34"/>
-          <w:sz w:val="21"/>
-        </w:rPr>
-        <w:t>\text{DPF} = \cos \phi_1 \quad (\text{Phase displacement between fundamental current and voltage})</w:t>
-      </w:r>
-      <w:r>
-        <w:rPr>
-          <w:i/>
-          <w:color w:val="145AA0"/>
-          <w:sz w:val="21"/>
-        </w:rPr>
-      </w:r>
-    </w:p>
+    <w:tbl>
+      <w:tblPr>
+        <w:tblW w:type="auto" w:w="0"/>
+        <w:jc w:val="center"/>
+        <w:tblLook w:firstColumn="1" w:firstRow="1" w:lastColumn="0" w:lastRow="0" w:noHBand="0" w:noVBand="1" w:val="04A0"/>
+      </w:tblPr>
+      <w:tblGrid>
+        <w:gridCol w:w="9792"/>
+      </w:tblGrid>
+      <w:tr>
+        <w:tc>
+          <w:tcPr>
+            <w:tcW w:type="dxa" w:w="9792"/>
+            <w:shd w:fill="F5F6F8"/>
+            <w:tcMar>
+              <w:top w:w="80" w:type="dxa"/>
+              <w:bottom w:w="80" w:type="dxa"/>
+              <w:left w:w="140" w:type="dxa"/>
+              <w:right w:w="140" w:type="dxa"/>
+            </w:tcMar>
+            <w:tcBorders>
+              <w:left w:val="single" w:sz="18" w:space="0" w:color="CBD5E0"/>
+              <w:top w:val="none"/>
+              <w:right w:val="none"/>
+              <w:bottom w:val="none"/>
+            </w:tcBorders>
+          </w:tcPr>
+          <w:p>
+            <w:pPr>
+              <w:spacing w:line="240" w:lineRule="auto" w:after="0"/>
+            </w:pPr>
+            <w:r>
+              <w:rPr>
+                <w:rFonts w:ascii="Consolas" w:hAnsi="Consolas"/>
+                <w:color w:val="2D3748"/>
+                <w:sz w:val="18"/>
+              </w:rPr>
+              <w:t>DPF = cos φ_1 (Phase displacement between fundamental current and voltage)</w:t>
+            </w:r>
+          </w:p>
+        </w:tc>
+      </w:tr>
+    </w:tbl>
+    <w:p/>
     <w:p>
       <w:pPr>
         <w:pStyle w:val="ListNumber"/>
@@ -1291,7 +1152,7 @@
           <w:color w:val="282C34"/>
           <w:sz w:val="21"/>
         </w:rPr>
-        <w:t>True Power Factor ($\text{PF}$)</w:t>
+        <w:t>True Power Factor (PF)</w:t>
       </w:r>
       <w:r>
         <w:rPr>
@@ -1313,32 +1174,50 @@
         <w:t>Superposition of distortion and displacement:</w:t>
       </w:r>
     </w:p>
-    <w:p>
-      <w:pPr>
-        <w:spacing w:after="80"/>
-      </w:pPr>
-      <w:r>
-        <w:rPr>
-          <w:i/>
-          <w:color w:val="145AA0"/>
-          <w:sz w:val="21"/>
-        </w:rPr>
-      </w:r>
-      <w:r>
-        <w:rPr>
-          <w:color w:val="282C34"/>
-          <w:sz w:val="21"/>
-        </w:rPr>
-        <w:t>\text{PF} = \frac{P}{S} = \frac{I_1}{I_{rms}} \cdot \cos \phi_1 = \frac{1}{\sqrt{1 + \text{THD}_i^2}} \cdot \text{DPF}</w:t>
-      </w:r>
-      <w:r>
-        <w:rPr>
-          <w:i/>
-          <w:color w:val="145AA0"/>
-          <w:sz w:val="21"/>
-        </w:rPr>
-      </w:r>
-    </w:p>
+    <w:tbl>
+      <w:tblPr>
+        <w:tblW w:type="auto" w:w="0"/>
+        <w:jc w:val="center"/>
+        <w:tblLook w:firstColumn="1" w:firstRow="1" w:lastColumn="0" w:lastRow="0" w:noHBand="0" w:noVBand="1" w:val="04A0"/>
+      </w:tblPr>
+      <w:tblGrid>
+        <w:gridCol w:w="9792"/>
+      </w:tblGrid>
+      <w:tr>
+        <w:tc>
+          <w:tcPr>
+            <w:tcW w:type="dxa" w:w="9792"/>
+            <w:shd w:fill="F5F6F8"/>
+            <w:tcMar>
+              <w:top w:w="80" w:type="dxa"/>
+              <w:bottom w:w="80" w:type="dxa"/>
+              <w:left w:w="140" w:type="dxa"/>
+              <w:right w:w="140" w:type="dxa"/>
+            </w:tcMar>
+            <w:tcBorders>
+              <w:left w:val="single" w:sz="18" w:space="0" w:color="CBD5E0"/>
+              <w:top w:val="none"/>
+              <w:right w:val="none"/>
+              <w:bottom w:val="none"/>
+            </w:tcBorders>
+          </w:tcPr>
+          <w:p>
+            <w:pPr>
+              <w:spacing w:line="240" w:lineRule="auto" w:after="0"/>
+            </w:pPr>
+            <w:r>
+              <w:rPr>
+                <w:rFonts w:ascii="Consolas" w:hAnsi="Consolas"/>
+                <w:color w:val="2D3748"/>
+                <w:sz w:val="18"/>
+              </w:rPr>
+              <w:t>PF = P / S = I_1 / I_rms * cos φ_1 = 1 / (sqrt(1 + THD_i^2)) * DPF</w:t>
+            </w:r>
+          </w:p>
+        </w:tc>
+      </w:tr>
+    </w:tbl>
+    <w:p/>
     <w:p>
       <w:pPr>
         <w:spacing w:before="80" w:after="80"/>
@@ -1457,7 +1336,7 @@
           <w:color w:val="282C34"/>
           <w:sz w:val="21"/>
         </w:rPr>
-        <w:t>Covers: Single-phase and three-phase phase-controlled rectifiers, firing angle delay $\alpha$, output DC voltage formulations, continuous vs. discontinuous conduction, Quadrant I (Rectification) vs. Quadrant IV (Line-Commutated Inversion for regenerative DC braking), and power factor implications.</w:t>
+        <w:t>Covers: Single-phase and three-phase phase-controlled rectifiers, firing angle delay α, output DC voltage formulations, continuous vs. discontinuous conduction, Quadrant I (Rectification) vs. Quadrant IV (Line-Commutated Inversion for regenerative DC braking), and power factor implications.</w:t>
       </w:r>
     </w:p>
     <w:p>
@@ -1507,7 +1386,7 @@
           <w:color w:val="282C34"/>
           <w:sz w:val="21"/>
         </w:rPr>
-        <w:t>Covers: Active Boost PFC pre-regulators, average current-mode control (inner current + outer voltage loop), Critical Conduction Mode (CrM), Bridgeless Totem-Pole GaN PFC ($99\%$ efficiency), Three-Phase Three-Level Vienna Rectifier, and IEC 61000-3-2 Class D compliance.</w:t>
+        <w:t>Covers: Active Boost PFC pre-regulators, average current-mode control (inner current + outer voltage loop), Critical Conduction Mode (CrM), Bridgeless Totem-Pole GaN PFC (99\% efficiency), Three-Phase Three-Level Vienna Rectifier, and IEC 61000-3-2 Class D compliance.</w:t>
       </w:r>
     </w:p>
     <w:sectPr>
